--- a/input/E028 Abundance 360 Summit/Abundance Summit-V1.docx
+++ b/input/E028 Abundance 360 Summit/Abundance Summit-V1.docx
@@ -358,7 +358,6 @@
     <w:p>
       <w:pPr>
         <w:rPr>
-          <w:strike w:val="1"/>
           <w:color w:val="b2b2b2"/>
           <w:sz w:val="26"/>
           <w:szCs w:val="26"/>
@@ -387,7 +386,6 @@
     <w:p>
       <w:pPr>
         <w:rPr>
-          <w:strike w:val="1"/>
           <w:color w:val="b2b2b2"/>
           <w:sz w:val="26"/>
           <w:szCs w:val="26"/>
@@ -397,7 +395,6 @@
     <w:p>
       <w:pPr>
         <w:rPr>
-          <w:strike w:val="1"/>
           <w:color w:val="b2b2b2"/>
           <w:sz w:val="26"/>
           <w:szCs w:val="26"/>
@@ -407,7 +404,6 @@
     <w:p>
       <w:pPr>
         <w:rPr>
-          <w:strike w:val="1"/>
           <w:color w:val="b2b2b2"/>
           <w:sz w:val="26"/>
           <w:szCs w:val="26"/>
@@ -417,7 +413,6 @@
     <w:p>
       <w:pPr>
         <w:rPr>
-          <w:strike w:val="1"/>
           <w:color w:val="b2b2b2"/>
           <w:sz w:val="26"/>
           <w:szCs w:val="26"/>
@@ -427,7 +422,6 @@
     <w:p>
       <w:pPr>
         <w:rPr>
-          <w:strike w:val="1"/>
           <w:color w:val="b2b2b2"/>
           <w:sz w:val="26"/>
           <w:szCs w:val="26"/>
@@ -522,7 +516,6 @@
     <w:p>
       <w:pPr>
         <w:rPr>
-          <w:strike w:val="1"/>
           <w:sz w:val="26"/>
           <w:szCs w:val="26"/>
         </w:rPr>
@@ -1505,7 +1498,6 @@
     <w:p>
       <w:pPr>
         <w:rPr>
-          <w:strike w:val="1"/>
           <w:sz w:val="26"/>
           <w:szCs w:val="26"/>
         </w:rPr>
@@ -1929,7 +1921,6 @@
     <w:p>
       <w:pPr>
         <w:rPr>
-          <w:strike w:val="1"/>
           <w:color w:val="b2b2b2"/>
           <w:sz w:val="26"/>
           <w:szCs w:val="26"/>
@@ -2157,7 +2148,6 @@
     <w:p>
       <w:pPr>
         <w:rPr>
-          <w:strike w:val="1"/>
           <w:sz w:val="26"/>
           <w:szCs w:val="26"/>
         </w:rPr>
@@ -2921,7 +2911,6 @@
     <w:p>
       <w:pPr>
         <w:rPr>
-          <w:strike w:val="1"/>
           <w:color w:val="b2b2b2"/>
           <w:sz w:val="26"/>
           <w:szCs w:val="26"/>
@@ -2955,7 +2944,6 @@
     <w:p>
       <w:pPr>
         <w:rPr>
-          <w:strike w:val="1"/>
           <w:sz w:val="26"/>
           <w:szCs w:val="26"/>
         </w:rPr>
@@ -2985,7 +2973,6 @@
         <w:rPr>
           <w:b w:val="1"/>
           <w:bCs w:val="1"/>
-          <w:strike w:val="1"/>
           <w:color w:val="c50052"/>
           <w:sz w:val="26"/>
           <w:szCs w:val="26"/>
@@ -3000,18 +2987,16 @@
     <w:p>
       <w:pPr>
         <w:rPr>
-          <w:strike w:val="1"/>
-          <w:sz w:val="26"/>
-          <w:szCs w:val="26"/>
-        </w:rPr>
-      </w:pPr>
-    </w:p>
-    <w:p>
-      <w:pPr>
-        <w:rPr>
-          <w:b w:val="1"/>
-          <w:bCs w:val="1"/>
-          <w:strike w:val="1"/>
+          <w:sz w:val="26"/>
+          <w:szCs w:val="26"/>
+        </w:rPr>
+      </w:pPr>
+    </w:p>
+    <w:p>
+      <w:pPr>
+        <w:rPr>
+          <w:b w:val="1"/>
+          <w:bCs w:val="1"/>
           <w:color w:val="72b372"/>
           <w:sz w:val="26"/>
           <w:szCs w:val="26"/>
@@ -3383,7 +3368,6 @@
     <w:p>
       <w:pPr>
         <w:rPr>
-          <w:strike w:val="1"/>
           <w:color w:val="b2b2b2"/>
           <w:sz w:val="26"/>
           <w:szCs w:val="26"/>
@@ -3832,18 +3816,16 @@
     <w:p>
       <w:pPr>
         <w:rPr>
-          <w:strike w:val="1"/>
-          <w:sz w:val="26"/>
-          <w:szCs w:val="26"/>
-        </w:rPr>
-      </w:pPr>
-    </w:p>
-    <w:p>
-      <w:pPr>
-        <w:rPr>
-          <w:b w:val="1"/>
-          <w:bCs w:val="1"/>
-          <w:strike w:val="1"/>
+          <w:sz w:val="26"/>
+          <w:szCs w:val="26"/>
+        </w:rPr>
+      </w:pPr>
+    </w:p>
+    <w:p>
+      <w:pPr>
+        <w:rPr>
+          <w:b w:val="1"/>
+          <w:bCs w:val="1"/>
           <w:color w:val="583e31"/>
           <w:sz w:val="26"/>
           <w:szCs w:val="26"/>
@@ -3858,18 +3840,16 @@
     <w:p>
       <w:pPr>
         <w:rPr>
-          <w:strike w:val="1"/>
-          <w:sz w:val="26"/>
-          <w:szCs w:val="26"/>
-        </w:rPr>
-      </w:pPr>
-    </w:p>
-    <w:p>
-      <w:pPr>
-        <w:rPr>
-          <w:b w:val="1"/>
-          <w:bCs w:val="1"/>
-          <w:strike w:val="1"/>
+          <w:sz w:val="26"/>
+          <w:szCs w:val="26"/>
+        </w:rPr>
+      </w:pPr>
+    </w:p>
+    <w:p>
+      <w:pPr>
+        <w:rPr>
+          <w:b w:val="1"/>
+          <w:bCs w:val="1"/>
           <w:color w:val="c50052"/>
           <w:sz w:val="26"/>
           <w:szCs w:val="26"/>
@@ -3884,27 +3864,24 @@
     <w:p>
       <w:pPr>
         <w:rPr>
-          <w:strike w:val="1"/>
-          <w:sz w:val="26"/>
-          <w:szCs w:val="26"/>
-        </w:rPr>
-      </w:pPr>
-    </w:p>
-    <w:p>
-      <w:pPr>
-        <w:rPr>
-          <w:strike w:val="1"/>
-          <w:sz w:val="26"/>
-          <w:szCs w:val="26"/>
-        </w:rPr>
-      </w:pPr>
-    </w:p>
-    <w:p>
-      <w:pPr>
-        <w:rPr>
-          <w:b w:val="1"/>
-          <w:bCs w:val="1"/>
-          <w:strike w:val="1"/>
+          <w:sz w:val="26"/>
+          <w:szCs w:val="26"/>
+        </w:rPr>
+      </w:pPr>
+    </w:p>
+    <w:p>
+      <w:pPr>
+        <w:rPr>
+          <w:sz w:val="26"/>
+          <w:szCs w:val="26"/>
+        </w:rPr>
+      </w:pPr>
+    </w:p>
+    <w:p>
+      <w:pPr>
+        <w:rPr>
+          <w:b w:val="1"/>
+          <w:bCs w:val="1"/>
           <w:color w:val="583e31"/>
           <w:sz w:val="26"/>
           <w:szCs w:val="26"/>
@@ -3919,16 +3896,14 @@
     <w:p>
       <w:pPr>
         <w:rPr>
-          <w:strike w:val="1"/>
-          <w:sz w:val="26"/>
-          <w:szCs w:val="26"/>
-        </w:rPr>
-      </w:pPr>
-    </w:p>
-    <w:p>
-      <w:pPr>
-        <w:rPr>
-          <w:strike w:val="1"/>
+          <w:sz w:val="26"/>
+          <w:szCs w:val="26"/>
+        </w:rPr>
+      </w:pPr>
+    </w:p>
+    <w:p>
+      <w:pPr>
+        <w:rPr>
           <w:sz w:val="26"/>
           <w:szCs w:val="26"/>
         </w:rPr>
@@ -4234,7 +4209,6 @@
     <w:p>
       <w:pPr>
         <w:rPr>
-          <w:strike w:val="1"/>
           <w:color w:val="b2b2b2"/>
           <w:sz w:val="26"/>
           <w:szCs w:val="26"/>
@@ -6129,7 +6103,6 @@
     <w:p>
       <w:pPr>
         <w:rPr>
-          <w:strike w:val="1"/>
           <w:color w:val="b2b2b2"/>
           <w:sz w:val="26"/>
           <w:szCs w:val="26"/>

--- a/input/E028 Abundance 360 Summit/Abundance Summit-V1.docx
+++ b/input/E028 Abundance 360 Summit/Abundance Summit-V1.docx
@@ -2870,7 +2870,6 @@
         </w:rPr>
         <w:t xml:space="preserve">Dave Blundin:</w:t>
       </w:r>
-      <w:commentRangeStart w:id="0"/>
       <w:r>
         <w:rPr>
           <w:sz w:val="26"/>
@@ -2895,10 +2894,7 @@
         </w:rPr>
         <w:t xml:space="preserve">That first bar. This is outta data. Actually, that first bar is even bigger now, but every year that goes by the 20 to 24 gets bigger and bigger and bigger. And</w:t>
       </w:r>
-      <w:commentRangeEnd w:id="0"/>
-      <w:r>
-        <w:commentReference w:id="0"/>
-      </w:r>
+      <w:r/>
       <w:r>
         <w:rPr>
           <w:sz w:val="26"/>
@@ -3074,7 +3070,6 @@
         </w:rPr>
         <w:t xml:space="preserve">For us, the, the time to scale has gotten shorter and shorter and shorter too. </w:t>
       </w:r>
-      <w:commentRangeStart w:id="1"/>
       <w:r>
         <w:rPr>
           <w:sz w:val="26"/>
@@ -3083,10 +3078,7 @@
         </w:rPr>
         <w:t xml:space="preserve">Actually, there's another, another image of that on the next slide.</w:t>
       </w:r>
-      <w:commentRangeEnd w:id="1"/>
-      <w:r>
-        <w:commentReference w:id="1"/>
-      </w:r>
+      <w:r/>
       <w:r>
         <w:rPr>
           <w:rtl w:val="0"/>
@@ -6276,121 +6268,6 @@
     </w:sectPr>
   </w:body>
 </w:document>
-</file>
-
-<file path=word/comments.xml><?xml version="1.0" encoding="utf-8"?>
-<w:comments xmlns:mc="http://schemas.openxmlformats.org/markup-compatibility/2006" xmlns:o="urn:schemas-microsoft-com:office:office" xmlns:r="http://schemas.openxmlformats.org/officeDocument/2006/relationships" xmlns:m="http://schemas.openxmlformats.org/officeDocument/2006/math" xmlns:v="urn:schemas-microsoft-com:vml" xmlns:wp="http://schemas.openxmlformats.org/drawingml/2006/wordprocessingDrawing" xmlns:w10="urn:schemas-microsoft-com:office:word" xmlns:w="http://schemas.openxmlformats.org/wordprocessingml/2006/main" xmlns:wne="http://schemas.microsoft.com/office/word/2006/wordml" xmlns:sl="http://schemas.openxmlformats.org/schemaLibrary/2006/main" xmlns:a="http://schemas.openxmlformats.org/drawingml/2006/main" xmlns:pic="http://schemas.openxmlformats.org/drawingml/2006/picture" xmlns:c="http://schemas.openxmlformats.org/drawingml/2006/chart" xmlns:lc="http://schemas.openxmlformats.org/drawingml/2006/lockedCanvas" xmlns:dgm="http://schemas.openxmlformats.org/drawingml/2006/diagram" xmlns:wps="http://schemas.microsoft.com/office/word/2010/wordprocessingShape" xmlns:wpg="http://schemas.microsoft.com/office/word/2010/wordprocessingGroup" xmlns:w14="http://schemas.microsoft.com/office/word/2010/wordml" xmlns:w15="http://schemas.microsoft.com/office/word/2012/wordml" xmlns:w16="http://schemas.microsoft.com/office/word/2018/wordml" xmlns:w16cex="http://schemas.microsoft.com/office/word/2018/wordml/cex" xmlns:w16cid="http://schemas.microsoft.com/office/word/2016/wordml/cid" xmlns="http://schemas.microsoft.com/office/tasks/2019/documenttasks" xmlns:cr="http://schemas.microsoft.com/office/comments/2020/reactions">
-  <w:comment w:author="Rachel Ishikawa" w:id="1" w:date="2025-03-26T21:14:33Z">
-    <w:p>
-      <w:pPr>
-        <w:keepNext w:val="0"/>
-        <w:keepLines w:val="0"/>
-        <w:pageBreakBefore w:val="0"/>
-        <w:widowControl w:val="0"/>
-        <w:pBdr>
-          <w:top w:space="0" w:sz="0" w:val="nil"/>
-          <w:left w:space="0" w:sz="0" w:val="nil"/>
-          <w:bottom w:space="0" w:sz="0" w:val="nil"/>
-          <w:right w:space="0" w:sz="0" w:val="nil"/>
-          <w:between w:space="0" w:sz="0" w:val="nil"/>
-        </w:pBdr>
-        <w:shd w:fill="auto" w:val="clear"/>
-        <w:spacing w:after="0" w:before="0" w:line="240" w:lineRule="auto"/>
-        <w:ind w:left="0" w:right="0" w:firstLine="0"/>
-        <w:jc w:val="left"/>
-        <w:rPr>
-          <w:rFonts w:ascii="Arial" w:cs="Arial" w:eastAsia="Arial" w:hAnsi="Arial"/>
-          <w:b w:val="0"/>
-          <w:bCs w:val="0"/>
-          <w:i w:val="0"/>
-          <w:iCs w:val="0"/>
-          <w:smallCaps w:val="0"/>
-          <w:strike w:val="0"/>
-          <w:color w:val="000000"/>
-          <w:sz w:val="22"/>
-          <w:szCs w:val="22"/>
-          <w:u w:val="none"/>
-          <w:shd w:fill="auto" w:val="clear"/>
-          <w:vertAlign w:val="baseline"/>
-        </w:rPr>
-      </w:pPr>
-      <w:r>
-        <w:rPr>
-          <w:rFonts w:ascii="Arial" w:cs="Arial" w:eastAsia="Arial" w:hAnsi="Arial"/>
-          <w:b w:val="0"/>
-          <w:bCs w:val="0"/>
-          <w:i w:val="0"/>
-          <w:iCs w:val="0"/>
-          <w:smallCaps w:val="0"/>
-          <w:strike w:val="0"/>
-          <w:color w:val="000000"/>
-          <w:sz w:val="22"/>
-          <w:szCs w:val="22"/>
-          <w:u w:val="none"/>
-          <w:shd w:fill="auto" w:val="clear"/>
-          <w:vertAlign w:val="baseline"/>
-          <w:rtl w:val="0"/>
-        </w:rPr>
-        <w:t xml:space="preserve">cutting for audio because confusing without visual element -- if it makes sense keep for video @eric@waitwhat.com</w:t>
-      </w:r>
-    </w:p>
-  </w:comment>
-  <w:comment w:author="Rachel Ishikawa" w:id="0" w:date="2025-03-26T21:13:41Z">
-    <w:p>
-      <w:pPr>
-        <w:keepNext w:val="0"/>
-        <w:keepLines w:val="0"/>
-        <w:pageBreakBefore w:val="0"/>
-        <w:widowControl w:val="0"/>
-        <w:pBdr>
-          <w:top w:space="0" w:sz="0" w:val="nil"/>
-          <w:left w:space="0" w:sz="0" w:val="nil"/>
-          <w:bottom w:space="0" w:sz="0" w:val="nil"/>
-          <w:right w:space="0" w:sz="0" w:val="nil"/>
-          <w:between w:space="0" w:sz="0" w:val="nil"/>
-        </w:pBdr>
-        <w:shd w:fill="auto" w:val="clear"/>
-        <w:spacing w:after="0" w:before="0" w:line="240" w:lineRule="auto"/>
-        <w:ind w:left="0" w:right="0" w:firstLine="0"/>
-        <w:jc w:val="left"/>
-        <w:rPr>
-          <w:rFonts w:ascii="Arial" w:cs="Arial" w:eastAsia="Arial" w:hAnsi="Arial"/>
-          <w:b w:val="0"/>
-          <w:bCs w:val="0"/>
-          <w:i w:val="0"/>
-          <w:iCs w:val="0"/>
-          <w:smallCaps w:val="0"/>
-          <w:strike w:val="0"/>
-          <w:color w:val="000000"/>
-          <w:sz w:val="22"/>
-          <w:szCs w:val="22"/>
-          <w:u w:val="none"/>
-          <w:shd w:fill="auto" w:val="clear"/>
-          <w:vertAlign w:val="baseline"/>
-        </w:rPr>
-      </w:pPr>
-      <w:r>
-        <w:rPr>
-          <w:rFonts w:ascii="Arial" w:cs="Arial" w:eastAsia="Arial" w:hAnsi="Arial"/>
-          <w:b w:val="0"/>
-          <w:bCs w:val="0"/>
-          <w:i w:val="0"/>
-          <w:iCs w:val="0"/>
-          <w:smallCaps w:val="0"/>
-          <w:strike w:val="0"/>
-          <w:color w:val="000000"/>
-          <w:sz w:val="22"/>
-          <w:szCs w:val="22"/>
-          <w:u w:val="none"/>
-          <w:shd w:fill="auto" w:val="clear"/>
-          <w:vertAlign w:val="baseline"/>
-          <w:rtl w:val="0"/>
-        </w:rPr>
-        <w:t xml:space="preserve">cutting for audio because confusing without visual element -- if it makes sense keep for video @eric@waitwhat.com</w:t>
-      </w:r>
-    </w:p>
-  </w:comment>
-</w:comments>
 </file>
 
 <file path=word/numbering.xml><?xml version="1.0" encoding="utf-8"?>

--- a/input/E028 Abundance 360 Summit/Abundance Summit-V1.docx
+++ b/input/E028 Abundance 360 Summit/Abundance Summit-V1.docx
@@ -2,52 +2,6 @@
 <file path=word/document.xml><?xml version="1.0" encoding="utf-8"?>
 <w:document xmlns:mc="http://schemas.openxmlformats.org/markup-compatibility/2006" xmlns:o="urn:schemas-microsoft-com:office:office" xmlns:r="http://schemas.openxmlformats.org/officeDocument/2006/relationships" xmlns:m="http://schemas.openxmlformats.org/officeDocument/2006/math" xmlns:v="urn:schemas-microsoft-com:vml" xmlns:wp="http://schemas.openxmlformats.org/drawingml/2006/wordprocessingDrawing" xmlns:w10="urn:schemas-microsoft-com:office:word" xmlns:w="http://schemas.openxmlformats.org/wordprocessingml/2006/main" xmlns:wne="http://schemas.microsoft.com/office/word/2006/wordml" xmlns:sl="http://schemas.openxmlformats.org/schemaLibrary/2006/main" xmlns:a="http://schemas.openxmlformats.org/drawingml/2006/main" xmlns:pic="http://schemas.openxmlformats.org/drawingml/2006/picture" xmlns:c="http://schemas.openxmlformats.org/drawingml/2006/chart" xmlns:lc="http://schemas.openxmlformats.org/drawingml/2006/lockedCanvas" xmlns:dgm="http://schemas.openxmlformats.org/drawingml/2006/diagram" xmlns:wps="http://schemas.microsoft.com/office/word/2010/wordprocessingShape" xmlns:wpg="http://schemas.microsoft.com/office/word/2010/wordprocessingGroup" xmlns:w14="http://schemas.microsoft.com/office/word/2010/wordml" xmlns:w15="http://schemas.microsoft.com/office/word/2012/wordml" xmlns:w16="http://schemas.microsoft.com/office/word/2018/wordml" xmlns:w16cex="http://schemas.microsoft.com/office/word/2018/wordml/cex" xmlns:w16cid="http://schemas.microsoft.com/office/word/2016/wordml/cid" xmlns="http://schemas.microsoft.com/office/tasks/2019/documenttasks" xmlns:cr="http://schemas.microsoft.com/office/comments/2020/reactions">
   <w:body>
-    <w:p>
-      <w:pPr>
-        <w:rPr>
-          <w:b w:val="1"/>
-          <w:bCs w:val="1"/>
-          <w:sz w:val="26"/>
-          <w:szCs w:val="26"/>
-        </w:rPr>
-      </w:pPr>
-      <w:r>
-        <w:rPr>
-          <w:b w:val="1"/>
-          <w:bCs w:val="1"/>
-          <w:sz w:val="26"/>
-          <w:szCs w:val="26"/>
-          <w:rtl w:val="0"/>
-        </w:rPr>
-        <w:tab/>
-        <w:tab/>
-        <w:tab/>
-        <w:tab/>
-        <w:tab/>
-        <w:t xml:space="preserve">Abundance Summit-V1</w:t>
-      </w:r>
-      <w:r>
-        <w:rPr>
-          <w:rtl w:val="0"/>
-        </w:rPr>
-      </w:r>
-    </w:p>
-    <w:p>
-      <w:pPr>
-        <w:rPr>
-          <w:b w:val="1"/>
-          <w:bCs w:val="1"/>
-          <w:color w:val="de4a1d"/>
-          <w:sz w:val="26"/>
-          <w:szCs w:val="26"/>
-        </w:rPr>
-      </w:pPr>
-      <w:r>
-        <w:rPr>
-          <w:rtl w:val="0"/>
-        </w:rPr>
-      </w:r>
-    </w:p>
     <w:p>
       <w:pPr>
         <w:rPr>
